--- a/docx_resources/Вечірня-Утреня/В,У - Пісна Тріодь/тиждень-0/0-6-ВУ.docx
+++ b/docx_resources/Вечірня-Утреня/В,У - Пісна Тріодь/тиждень-0/0-6-ВУ.docx
@@ -123,7 +123,7 @@
           <w:sz w:val="24"/>
           <w:szCs w:val="24"/>
         </w:rPr>
-        <w:t>Священик:</w:t>
+        <w:t>Священник:</w:t>
       </w:r>
       <w:r>
         <w:rPr>
@@ -7701,7 +7701,23 @@
           <w:sz w:val="24"/>
           <w:u w:val="single"/>
         </w:rPr>
-        <w:t>[Господи щедрий і милосердний, довготерпеливий і многомилостивий! Вислухай молитви наші і зверни увагу на голос моління нашого і яви нам знак милости Твоєї, наведи нас на дорогу Твою, щоб ходили ми в Твоїй правді. Звесели серця наші, щоб ми боялись імення Твого святого, бо Ти великий і твориш чуда; Ти Бог єдиний і немає подібного Тобі між богами, Господи. Ти сильний у милості і добрий у силі, аби допомагати й утішати, і спасати всіх, хто на ім'я Твоє святе уповає.]</w:t>
+        <w:t>[Господи щедрий і милосердний, дов</w:t>
+      </w:r>
+      <w:r>
+        <w:rPr>
+          <w:rFonts w:ascii="Times New Roman" w:hAnsi="Times New Roman"/>
+          <w:sz w:val="24"/>
+          <w:u w:val="single"/>
+        </w:rPr>
+        <w:t>готерпеливий і многомилостивий! Вислухай молитви наші і зверни увагу на голос моління нашого і яви нам знак милости Твоєї, наведи нас на дорогу Твою, щоб ходили ми в Твоїй правді. Звесели серця наші, щоб ми боялись імення Твого святого, бо Ти великий і тво</w:t>
+      </w:r>
+      <w:r>
+        <w:rPr>
+          <w:rFonts w:ascii="Times New Roman" w:hAnsi="Times New Roman"/>
+          <w:sz w:val="24"/>
+          <w:u w:val="single"/>
+        </w:rPr>
+        <w:t>риш чуда; Ти Бог єдиний і немає подібного Тобі між богами, Господи. Ти сильний у милості і добрий у силі, аби допомагати й утішати, і спасати всіх, хто на ім'я Твоє святе уповає.]</w:t>
       </w:r>
     </w:p>
     <w:p>
@@ -11715,7 +11731,7 @@
           <w:sz w:val="24"/>
           <w:szCs w:val="24"/>
         </w:rPr>
-        <w:t>Священик:</w:t>
+        <w:t>Священник:</w:t>
       </w:r>
       <w:r>
         <w:rPr>
@@ -12758,7 +12774,7 @@
           <w:color w:val="FF0000"/>
           <w:sz w:val="24"/>
         </w:rPr>
-        <w:t>Священик:</w:t>
+        <w:t>Священник:</w:t>
       </w:r>
       <w:r>
         <w:rPr>
@@ -12833,7 +12849,7 @@
           <w:sz w:val="24"/>
           <w:szCs w:val="24"/>
         </w:rPr>
-        <w:t>Священик:</w:t>
+        <w:t>Священник:</w:t>
       </w:r>
       <w:r>
         <w:rPr>
@@ -12966,7 +12982,7 @@
           <w:sz w:val="24"/>
           <w:szCs w:val="24"/>
         </w:rPr>
-        <w:t>Священик читає молитву:</w:t>
+        <w:t>Священник читає молитву:</w:t>
       </w:r>
       <w:r>
         <w:rPr>
@@ -12988,7 +13004,7 @@
           <w:color w:val="FF0000"/>
           <w:sz w:val="24"/>
         </w:rPr>
-        <w:t>Священик:</w:t>
+        <w:t>Священник:</w:t>
       </w:r>
       <w:r>
         <w:rPr>
@@ -13004,7 +13020,7 @@
           <w:color w:val="000000"/>
           <w:sz w:val="24"/>
         </w:rPr>
-        <w:t>Нехай</w:t>
+        <w:t>Нехай буде влада царства Твого благословенна і дуже прославлена: Отця, і Сина, і Святого Духа, нин</w:t>
       </w:r>
       <w:r>
         <w:rPr>
@@ -13012,335 +13028,7 @@
           <w:color w:val="000000"/>
           <w:sz w:val="24"/>
         </w:rPr>
-        <w:t xml:space="preserve"> </w:t>
-      </w:r>
-      <w:r>
-        <w:rPr>
-          <w:rFonts w:ascii="Times New Roman" w:hAnsi="Times New Roman"/>
-          <w:color w:val="000000"/>
-          <w:sz w:val="24"/>
-        </w:rPr>
-        <w:t>буде</w:t>
-      </w:r>
-      <w:r>
-        <w:rPr>
-          <w:rFonts w:ascii="Times New Roman" w:hAnsi="Times New Roman"/>
-          <w:color w:val="000000"/>
-          <w:sz w:val="24"/>
-        </w:rPr>
-        <w:t xml:space="preserve"> </w:t>
-      </w:r>
-      <w:r>
-        <w:rPr>
-          <w:rFonts w:ascii="Times New Roman" w:hAnsi="Times New Roman"/>
-          <w:color w:val="000000"/>
-          <w:sz w:val="24"/>
-        </w:rPr>
-        <w:t>влада</w:t>
-      </w:r>
-      <w:r>
-        <w:rPr>
-          <w:rFonts w:ascii="Times New Roman" w:hAnsi="Times New Roman"/>
-          <w:color w:val="000000"/>
-          <w:sz w:val="24"/>
-        </w:rPr>
-        <w:t xml:space="preserve"> </w:t>
-      </w:r>
-      <w:r>
-        <w:rPr>
-          <w:rFonts w:ascii="Times New Roman" w:hAnsi="Times New Roman"/>
-          <w:color w:val="000000"/>
-          <w:sz w:val="24"/>
-        </w:rPr>
-        <w:t>царства</w:t>
-      </w:r>
-      <w:r>
-        <w:rPr>
-          <w:rFonts w:ascii="Times New Roman" w:hAnsi="Times New Roman"/>
-          <w:color w:val="000000"/>
-          <w:sz w:val="24"/>
-        </w:rPr>
-        <w:t xml:space="preserve"> </w:t>
-      </w:r>
-      <w:r>
-        <w:rPr>
-          <w:rFonts w:ascii="Times New Roman" w:hAnsi="Times New Roman"/>
-          <w:color w:val="000000"/>
-          <w:sz w:val="24"/>
-        </w:rPr>
-        <w:t>Твого</w:t>
-      </w:r>
-      <w:r>
-        <w:rPr>
-          <w:rFonts w:ascii="Times New Roman" w:hAnsi="Times New Roman"/>
-          <w:color w:val="000000"/>
-          <w:sz w:val="24"/>
-        </w:rPr>
-        <w:t xml:space="preserve"> </w:t>
-      </w:r>
-      <w:r>
-        <w:rPr>
-          <w:rFonts w:ascii="Times New Roman" w:hAnsi="Times New Roman"/>
-          <w:color w:val="000000"/>
-          <w:sz w:val="24"/>
-        </w:rPr>
-        <w:t>благословенна</w:t>
-      </w:r>
-      <w:r>
-        <w:rPr>
-          <w:rFonts w:ascii="Times New Roman" w:hAnsi="Times New Roman"/>
-          <w:color w:val="000000"/>
-          <w:sz w:val="24"/>
-        </w:rPr>
-        <w:t xml:space="preserve"> </w:t>
-      </w:r>
-      <w:r>
-        <w:rPr>
-          <w:rFonts w:ascii="Times New Roman" w:hAnsi="Times New Roman"/>
-          <w:color w:val="000000"/>
-          <w:sz w:val="24"/>
-        </w:rPr>
-        <w:t>і</w:t>
-      </w:r>
-      <w:r>
-        <w:rPr>
-          <w:rFonts w:ascii="Times New Roman" w:hAnsi="Times New Roman"/>
-          <w:color w:val="000000"/>
-          <w:sz w:val="24"/>
-        </w:rPr>
-        <w:t xml:space="preserve"> </w:t>
-      </w:r>
-      <w:r>
-        <w:rPr>
-          <w:rFonts w:ascii="Times New Roman" w:hAnsi="Times New Roman"/>
-          <w:color w:val="000000"/>
-          <w:sz w:val="24"/>
-        </w:rPr>
-        <w:t>дуже</w:t>
-      </w:r>
-      <w:r>
-        <w:rPr>
-          <w:rFonts w:ascii="Times New Roman" w:hAnsi="Times New Roman"/>
-          <w:color w:val="000000"/>
-          <w:sz w:val="24"/>
-        </w:rPr>
-        <w:t xml:space="preserve"> </w:t>
-      </w:r>
-      <w:r>
-        <w:rPr>
-          <w:rFonts w:ascii="Times New Roman" w:hAnsi="Times New Roman"/>
-          <w:color w:val="000000"/>
-          <w:sz w:val="24"/>
-        </w:rPr>
-        <w:t>прославлена:</w:t>
-      </w:r>
-      <w:r>
-        <w:rPr>
-          <w:rFonts w:ascii="Times New Roman" w:hAnsi="Times New Roman"/>
-          <w:color w:val="000000"/>
-          <w:sz w:val="24"/>
-        </w:rPr>
-        <w:t xml:space="preserve"> </w:t>
-      </w:r>
-      <w:r>
-        <w:rPr>
-          <w:rFonts w:ascii="Times New Roman" w:hAnsi="Times New Roman"/>
-          <w:color w:val="000000"/>
-          <w:sz w:val="24"/>
-        </w:rPr>
-        <w:t>Отця,</w:t>
-      </w:r>
-      <w:r>
-        <w:rPr>
-          <w:rFonts w:ascii="Times New Roman" w:hAnsi="Times New Roman"/>
-          <w:color w:val="000000"/>
-          <w:sz w:val="24"/>
-        </w:rPr>
-        <w:t xml:space="preserve"> </w:t>
-      </w:r>
-      <w:r>
-        <w:rPr>
-          <w:rFonts w:ascii="Times New Roman" w:hAnsi="Times New Roman"/>
-          <w:color w:val="000000"/>
-          <w:sz w:val="24"/>
-        </w:rPr>
-        <w:t>і</w:t>
-      </w:r>
-      <w:r>
-        <w:rPr>
-          <w:rFonts w:ascii="Times New Roman" w:hAnsi="Times New Roman"/>
-          <w:color w:val="000000"/>
-          <w:sz w:val="24"/>
-        </w:rPr>
-        <w:t xml:space="preserve"> </w:t>
-      </w:r>
-      <w:r>
-        <w:rPr>
-          <w:rFonts w:ascii="Times New Roman" w:hAnsi="Times New Roman"/>
-          <w:color w:val="000000"/>
-          <w:sz w:val="24"/>
-        </w:rPr>
-        <w:t>Сина,</w:t>
-      </w:r>
-      <w:r>
-        <w:rPr>
-          <w:rFonts w:ascii="Times New Roman" w:hAnsi="Times New Roman"/>
-          <w:color w:val="000000"/>
-          <w:sz w:val="24"/>
-        </w:rPr>
-        <w:t xml:space="preserve"> </w:t>
-      </w:r>
-      <w:r>
-        <w:rPr>
-          <w:rFonts w:ascii="Times New Roman" w:hAnsi="Times New Roman"/>
-          <w:color w:val="000000"/>
-          <w:sz w:val="24"/>
-        </w:rPr>
-        <w:t>і</w:t>
-      </w:r>
-      <w:r>
-        <w:rPr>
-          <w:rFonts w:ascii="Times New Roman" w:hAnsi="Times New Roman"/>
-          <w:color w:val="000000"/>
-          <w:sz w:val="24"/>
-        </w:rPr>
-        <w:t xml:space="preserve"> </w:t>
-      </w:r>
-      <w:r>
-        <w:rPr>
-          <w:rFonts w:ascii="Times New Roman" w:hAnsi="Times New Roman"/>
-          <w:color w:val="000000"/>
-          <w:sz w:val="24"/>
-        </w:rPr>
-        <w:t>Святого</w:t>
-      </w:r>
-      <w:r>
-        <w:rPr>
-          <w:rFonts w:ascii="Times New Roman" w:hAnsi="Times New Roman"/>
-          <w:color w:val="000000"/>
-          <w:sz w:val="24"/>
-        </w:rPr>
-        <w:t xml:space="preserve"> </w:t>
-      </w:r>
-      <w:r>
-        <w:rPr>
-          <w:rFonts w:ascii="Times New Roman" w:hAnsi="Times New Roman"/>
-          <w:color w:val="000000"/>
-          <w:sz w:val="24"/>
-        </w:rPr>
-        <w:t>Духа,</w:t>
-      </w:r>
-      <w:r>
-        <w:rPr>
-          <w:rFonts w:ascii="Times New Roman" w:hAnsi="Times New Roman"/>
-          <w:color w:val="000000"/>
-          <w:sz w:val="24"/>
-        </w:rPr>
-        <w:t xml:space="preserve"> </w:t>
-      </w:r>
-      <w:r>
-        <w:rPr>
-          <w:rFonts w:ascii="Times New Roman" w:hAnsi="Times New Roman"/>
-          <w:color w:val="000000"/>
-          <w:sz w:val="24"/>
-        </w:rPr>
-        <w:t>нині</w:t>
-      </w:r>
-      <w:r>
-        <w:rPr>
-          <w:rFonts w:ascii="Times New Roman" w:hAnsi="Times New Roman"/>
-          <w:color w:val="000000"/>
-          <w:sz w:val="24"/>
-        </w:rPr>
-        <w:t xml:space="preserve"> </w:t>
-      </w:r>
-      <w:r>
-        <w:rPr>
-          <w:rFonts w:ascii="Times New Roman" w:hAnsi="Times New Roman"/>
-          <w:color w:val="000000"/>
-          <w:sz w:val="24"/>
-        </w:rPr>
-        <w:t>і</w:t>
-      </w:r>
-      <w:r>
-        <w:rPr>
-          <w:rFonts w:ascii="Times New Roman" w:hAnsi="Times New Roman"/>
-          <w:color w:val="000000"/>
-          <w:sz w:val="24"/>
-        </w:rPr>
-        <w:t xml:space="preserve"> </w:t>
-      </w:r>
-      <w:r>
-        <w:rPr>
-          <w:rFonts w:ascii="Times New Roman" w:hAnsi="Times New Roman"/>
-          <w:color w:val="000000"/>
-          <w:sz w:val="24"/>
-        </w:rPr>
-        <w:t>повсякчас,</w:t>
-      </w:r>
-      <w:r>
-        <w:rPr>
-          <w:rFonts w:ascii="Times New Roman" w:hAnsi="Times New Roman"/>
-          <w:color w:val="000000"/>
-          <w:sz w:val="24"/>
-        </w:rPr>
-        <w:t xml:space="preserve"> </w:t>
-      </w:r>
-      <w:r>
-        <w:rPr>
-          <w:rFonts w:ascii="Times New Roman" w:hAnsi="Times New Roman"/>
-          <w:color w:val="000000"/>
-          <w:sz w:val="24"/>
-        </w:rPr>
-        <w:t>і</w:t>
-      </w:r>
-      <w:r>
-        <w:rPr>
-          <w:rFonts w:ascii="Times New Roman" w:hAnsi="Times New Roman"/>
-          <w:color w:val="000000"/>
-          <w:sz w:val="24"/>
-        </w:rPr>
-        <w:t xml:space="preserve"> </w:t>
-      </w:r>
-      <w:r>
-        <w:rPr>
-          <w:rFonts w:ascii="Times New Roman" w:hAnsi="Times New Roman"/>
-          <w:color w:val="000000"/>
-          <w:sz w:val="24"/>
-        </w:rPr>
-        <w:t>на</w:t>
-      </w:r>
-      <w:r>
-        <w:rPr>
-          <w:rFonts w:ascii="Times New Roman" w:hAnsi="Times New Roman"/>
-          <w:color w:val="000000"/>
-          <w:sz w:val="24"/>
-        </w:rPr>
-        <w:t xml:space="preserve"> </w:t>
-      </w:r>
-      <w:r>
-        <w:rPr>
-          <w:rFonts w:ascii="Times New Roman" w:hAnsi="Times New Roman"/>
-          <w:color w:val="000000"/>
-          <w:sz w:val="24"/>
-        </w:rPr>
-        <w:t>віки</w:t>
-      </w:r>
-      <w:r>
-        <w:rPr>
-          <w:rFonts w:ascii="Times New Roman" w:hAnsi="Times New Roman"/>
-          <w:color w:val="000000"/>
-          <w:sz w:val="24"/>
-        </w:rPr>
-        <w:t xml:space="preserve"> </w:t>
-      </w:r>
-      <w:r>
-        <w:rPr>
-          <w:rFonts w:ascii="Times New Roman" w:hAnsi="Times New Roman"/>
-          <w:color w:val="000000"/>
-          <w:sz w:val="24"/>
-        </w:rPr>
-        <w:t>віків.</w:t>
+        <w:t>і і повсякчас, і на віки віків.</w:t>
       </w:r>
     </w:p>
     <w:p>
@@ -14297,7 +13985,15 @@
           <w:sz w:val="24"/>
           <w:u w:val="single"/>
         </w:rPr>
-        <w:t>[Господи, Боже наш! Згадай нас грішних і недостойних слуг Твоїх, коли призиваємо святе ім'я Твоє, і не осороми нас, коли очікуємо милости Твоєї, але вислухай, Господи, усі наші спасенні прохання, і вчини нас достойними любити і боятися Тебе від усього серця нашого і творити в усьому волю Твою.]</w:t>
+        <w:t>[Господи, Боже наш! Згадай нас грішних і недостойних слуг Твоїх, коли призиваємо святе ім'я Твоє, і не осороми нас, коли очікуємо милости Твоєї, але вислухай, Господи, усі наші спасенні прохання, і вчини нас достойними любити і</w:t>
+      </w:r>
+      <w:r>
+        <w:rPr>
+          <w:rFonts w:ascii="Times New Roman" w:hAnsi="Times New Roman"/>
+          <w:sz w:val="24"/>
+          <w:u w:val="single"/>
+        </w:rPr>
+        <w:t xml:space="preserve"> боятися Тебе від усього серця нашого і творити в усьому волю Твою.]</w:t>
       </w:r>
     </w:p>
     <w:p>
@@ -14953,7 +14649,7 @@
           <w:color w:val="FF0000"/>
           <w:sz w:val="24"/>
         </w:rPr>
-        <w:t>Священик:</w:t>
+        <w:t>Священник:</w:t>
       </w:r>
       <w:r>
         <w:rPr>
@@ -15054,7 +14750,7 @@
           <w:sz w:val="24"/>
           <w:szCs w:val="24"/>
         </w:rPr>
-        <w:t>Священик:</w:t>
+        <w:t>Священник:</w:t>
       </w:r>
       <w:r>
         <w:rPr>
@@ -15279,7 +14975,7 @@
           <w:sz w:val="24"/>
           <w:szCs w:val="24"/>
         </w:rPr>
-        <w:t>Священик</w:t>
+        <w:t>Священник</w:t>
       </w:r>
       <w:r>
         <w:rPr>
@@ -18071,7 +17767,15 @@
           <w:color w:val="FF0000"/>
           <w:sz w:val="24"/>
         </w:rPr>
-        <w:t>10.</w:t>
+        <w:t>10</w:t>
+      </w:r>
+      <w:r>
+        <w:rPr>
+          <w:rFonts w:ascii="Times New Roman" w:hAnsi="Times New Roman"/>
+          <w:color w:val="FF0000"/>
+          <w:sz w:val="24"/>
+        </w:rPr>
+        <w:t>.</w:t>
       </w:r>
       <w:r>
         <w:rPr>
@@ -18079,7 +17783,15 @@
           <w:color w:val="000000"/>
           <w:sz w:val="24"/>
         </w:rPr>
-        <w:t xml:space="preserve"> Боже, Боже наш! Ти сотворив розумні й духовні сили Своєю волею. Тебе просимо й Тобі молимося: Прийми наші посильні величання з усіма Твоїми творіннями і збагати щедрими даруваннями Твоєї ласки. Бо перед Тобою згинається всяке коліно: на небі, на землі й під землею, і все, що живе, і все створіння оспівує неосяжну Твою славу, бо Ти Бог правдивий і вельми милостивий. Тебе бо хвалять усі небесні сили, і Тобі славу возсилаємо: Отцю, і Сину, і Святому Духові, нині і повсякчас, і на віки віків. Амінь.</w:t>
+        <w:t xml:space="preserve"> Боже, Боже наш! Ти сотворив розумні й духовні сили Своєю волею. Тебе просимо й Тобі молимося: Прийми наші посильні величання з усіма Твоїми творіннями і збагати щедрими даруваннями Твоєї ласки. Бо перед Тобою згинається всяке коліно: на небі, на землі й </w:t>
+      </w:r>
+      <w:r>
+        <w:rPr>
+          <w:rFonts w:ascii="Times New Roman" w:hAnsi="Times New Roman"/>
+          <w:color w:val="000000"/>
+          <w:sz w:val="24"/>
+        </w:rPr>
+        <w:t>під землею, і все, що живе, і все створіння оспівує неосяжну Твою славу, бо Ти Бог правдивий і вельми милостивий. Тебе бо хвалять усі небесні сили, і Тобі славу возсилаємо: Отцю, і Сину, і Святому Духові, нині і повсякчас, і на віки віків. Амінь.</w:t>
       </w:r>
     </w:p>
     <w:p>
@@ -22716,7 +22428,7 @@
           <w:sz w:val="24"/>
           <w:u w:val="single"/>
         </w:rPr>
-        <w:t>[</w:t>
+        <w:t>[Господи, Боже наш, що сонну неміч забрав від нас і покликав нас візванням святим, щоб і вночі підносити руки наші і прославляти Тебе за спра</w:t>
       </w:r>
       <w:r>
         <w:rPr>
@@ -22724,7 +22436,7 @@
           <w:sz w:val="24"/>
           <w:u w:val="single"/>
         </w:rPr>
-        <w:t>Господи, Боже наш, що сонну неміч забрав від нас і покликав нас візванням святим, щоб і вночі підносити руки наші і прославляти Тебе за справедливі Твої присуди. Прийми благання наші, моління, визнавання, нічні служби і даруй нам, Боже, віру бездоганну, надію впевнену, любов нелицемірну. Благослови наші входи й виходи, вчинки, слова, діла й думки; і дай нам дочекатися початку дня, нам, що хвалять й оспівують, і благословлять добрість Твоєї несказанної сили</w:t>
+        <w:t>ведливі Твої присуди. Прийми благання наші, моління, визнавання, нічні служби і даруй нам, Боже, віру бездоганну, надію впевнену, любов нелицемірну. Благослови наші входи й виходи, вчинки, слова, діла й думки; і дай нам дочекатися початку дня, нам, що хвал</w:t>
       </w:r>
       <w:r>
         <w:rPr>
@@ -22732,7 +22444,7 @@
           <w:sz w:val="24"/>
           <w:u w:val="single"/>
         </w:rPr>
-        <w:t>]</w:t>
+        <w:t>ять й оспівують, і благословлять добрість Твоєї несказанної сили]</w:t>
       </w:r>
     </w:p>
     <w:p>
@@ -27340,7 +27052,7 @@
           <w:sz w:val="24"/>
           <w:u w:val="single"/>
         </w:rPr>
-        <w:t>[</w:t>
+        <w:t>[Боже, Боже наш! Ти сотворив розумні й духовні сили Своєю волею. Тебе просимо й Тобі молимося: Прийми наші посильні величання з усіма Твоїми творіннями і збагати щедрими даруваннями Твоєї ласки. Бо перед Тобою згинається всяке коліно: на небі, на землі й п</w:t>
       </w:r>
       <w:r>
         <w:rPr>
@@ -27348,52 +27060,28 @@
           <w:sz w:val="24"/>
           <w:u w:val="single"/>
         </w:rPr>
-        <w:t xml:space="preserve">Боже, Боже наш! Ти сотворив розумні й духовні сили </w:t>
-      </w:r>
-      <w:r>
-        <w:rPr>
-          <w:rFonts w:ascii="Times New Roman" w:hAnsi="Times New Roman"/>
-          <w:sz w:val="24"/>
-          <w:u w:val="single"/>
-        </w:rPr>
-        <w:t>С</w:t>
-      </w:r>
-      <w:r>
-        <w:rPr>
-          <w:rFonts w:ascii="Times New Roman" w:hAnsi="Times New Roman"/>
-          <w:sz w:val="24"/>
-          <w:u w:val="single"/>
-        </w:rPr>
-        <w:t>воєю волею. Тебе просимо й Тобі молимося: Прийми наші посильні величання з усіма Твоїми творіннями і збагати щедрими даруваннями Твоєї ласки. Бо перед Тобою згинається всяке коліно: на небі, на землі й під землею, і все, що живе, і все створіння оспівує неосяжну Твою славу, бо Ти Бог правдивий і вельми милостивий</w:t>
-      </w:r>
-      <w:r>
-        <w:rPr>
-          <w:rFonts w:ascii="Times New Roman" w:hAnsi="Times New Roman"/>
-          <w:sz w:val="24"/>
-          <w:u w:val="single"/>
-        </w:rPr>
-        <w:t>.]</w:t>
-      </w:r>
-    </w:p>
-    <w:p>
-      <w:pPr>
-        <w:spacing w:after="120"/>
-        <w:jc w:val="both"/>
-        <w:rPr>
-          <w:rFonts w:ascii="Times New Roman" w:hAnsi="Times New Roman" w:cs="Times New Roman"/>
-          <w:sz w:val="24"/>
-          <w:szCs w:val="24"/>
-        </w:rPr>
-      </w:pPr>
-      <w:r>
-        <w:rPr>
-          <w:rFonts w:ascii="Times New Roman" w:hAnsi="Times New Roman" w:cs="Times New Roman"/>
-          <w:i/>
-          <w:color w:val="FF0000"/>
-          <w:sz w:val="24"/>
-          <w:szCs w:val="24"/>
-        </w:rPr>
-        <w:t xml:space="preserve">Священик: </w:t>
+        <w:t>ід землею, і все, що живе, і все створіння оспівує неосяжну Твою славу, бо Ти Бог правдивий і вельми милостивий.]</w:t>
+      </w:r>
+    </w:p>
+    <w:p>
+      <w:pPr>
+        <w:spacing w:after="120"/>
+        <w:jc w:val="both"/>
+        <w:rPr>
+          <w:rFonts w:ascii="Times New Roman" w:hAnsi="Times New Roman" w:cs="Times New Roman"/>
+          <w:sz w:val="24"/>
+          <w:szCs w:val="24"/>
+        </w:rPr>
+      </w:pPr>
+      <w:r>
+        <w:rPr>
+          <w:rFonts w:ascii="Times New Roman" w:hAnsi="Times New Roman" w:cs="Times New Roman"/>
+          <w:i/>
+          <w:color w:val="FF0000"/>
+          <w:sz w:val="24"/>
+          <w:szCs w:val="24"/>
+        </w:rPr>
+        <w:t xml:space="preserve">Священник: </w:t>
       </w:r>
       <w:r>
         <w:rPr>
@@ -28552,7 +28240,7 @@
           <w:sz w:val="24"/>
           <w:szCs w:val="24"/>
         </w:rPr>
-        <w:t>Священик:</w:t>
+        <w:t>Священник:</w:t>
       </w:r>
       <w:r>
         <w:rPr>
@@ -29895,7 +29583,7 @@
           <w:color w:val="FF0000"/>
           <w:sz w:val="24"/>
         </w:rPr>
-        <w:t>Священик:</w:t>
+        <w:t>Священник:</w:t>
       </w:r>
       <w:r>
         <w:rPr>
@@ -29970,7 +29658,7 @@
           <w:sz w:val="24"/>
           <w:szCs w:val="24"/>
         </w:rPr>
-        <w:t>Священик:</w:t>
+        <w:t>Священник:</w:t>
       </w:r>
       <w:r>
         <w:rPr>
@@ -30094,7 +29782,7 @@
           <w:sz w:val="24"/>
           <w:szCs w:val="24"/>
         </w:rPr>
-        <w:t>Священик читає молитву:</w:t>
+        <w:t>Священник читає молитву:</w:t>
       </w:r>
       <w:r>
         <w:rPr>
@@ -30280,7 +29968,7 @@
           <w:sz w:val="24"/>
           <w:szCs w:val="24"/>
         </w:rPr>
-        <w:t>Священик:</w:t>
+        <w:t>Священник:</w:t>
       </w:r>
       <w:r>
         <w:rPr>
@@ -30356,7 +30044,7 @@
           <w:sz w:val="24"/>
           <w:szCs w:val="24"/>
         </w:rPr>
-        <w:t>Священик:</w:t>
+        <w:t>Священник:</w:t>
       </w:r>
       <w:r>
         <w:rPr>
@@ -30411,7 +30099,7 @@
           <w:color w:val="FF0000"/>
           <w:sz w:val="24"/>
         </w:rPr>
-        <w:t>Священик:</w:t>
+        <w:t>Священник:</w:t>
       </w:r>
       <w:r>
         <w:rPr>
@@ -30512,7 +30200,7 @@
           <w:sz w:val="24"/>
           <w:szCs w:val="24"/>
         </w:rPr>
-        <w:t>Священик:</w:t>
+        <w:t>Священник:</w:t>
       </w:r>
       <w:r>
         <w:rPr>
